--- a/Diplomarbeit/5_Schreiben/0.0_DA_7_Fassung_inkl_FB_HK.docx
+++ b/Diplomarbeit/5_Schreiben/0.0_DA_7_Fassung_inkl_FB_HK.docx
@@ -10406,42 +10406,28 @@
     <w:p>
       <w:pPr>
         <w:pStyle w:val="berschrift3"/>
-        <w:rPr>
-          <w:lang w:val="en-GB"/>
-        </w:rPr>
       </w:pPr>
       <w:bookmarkStart w:id="46" w:name="_Toc224200980"/>
       <w:bookmarkStart w:id="47" w:name="_Toc225102242"/>
       <w:r>
-        <w:rPr>
-          <w:lang w:val="en-GB"/>
-        </w:rPr>
         <w:t>2.4.1 PV-Modul enjoysolar 180</w:t>
       </w:r>
       <w:r>
         <w:rPr>
           <w:rFonts w:cs="Arial"/>
-          <w:lang w:val="en-GB"/>
         </w:rPr>
         <w:t> </w:t>
       </w:r>
       <w:r>
-        <w:rPr>
-          <w:lang w:val="en-GB"/>
-        </w:rPr>
         <w:t>W 12</w:t>
       </w:r>
       <w:r>
         <w:rPr>
           <w:rFonts w:cs="Arial"/>
-          <w:lang w:val="en-GB"/>
         </w:rPr>
         <w:t> </w:t>
       </w:r>
       <w:r>
-        <w:rPr>
-          <w:lang w:val="en-GB"/>
-        </w:rPr>
         <w:t>V</w:t>
       </w:r>
       <w:bookmarkEnd w:id="46"/>
@@ -10932,10 +10918,13 @@
         <w:t>6</w:t>
       </w:r>
       <w:r>
-        <w:t xml:space="preserve"> Victron Orion 12/12-18</w:t>
+        <w:t xml:space="preserve"> Victron Orion 12/12-</w:t>
       </w:r>
       <w:bookmarkEnd w:id="56"/>
       <w:bookmarkEnd w:id="57"/>
+      <w:r>
+        <w:t>9</w:t>
+      </w:r>
     </w:p>
     <w:p>
       <w:pPr>
@@ -10949,7 +10938,19 @@
         <w:rPr>
           <w:rFonts w:cs="Arial"/>
         </w:rPr>
-        <w:t xml:space="preserve">Der Orion 12/12-18 ist ein DC/DC-Wandler mit galvanischer Trennung. Er versorgt das Sensorsystem mit stabilisierten 12 V, verhindert Masseschleifen und elektromagnetische Störungen. Der Eingangsspannungsbereich beträgt 8–17 V bei einem Wirkungsgrad von 87 % </w:t>
+        <w:t>Der Orion 12/12-</w:t>
+      </w:r>
+      <w:r>
+        <w:rPr>
+          <w:rFonts w:cs="Arial"/>
+        </w:rPr>
+        <w:t>9</w:t>
+      </w:r>
+      <w:r>
+        <w:rPr>
+          <w:rFonts w:cs="Arial"/>
+        </w:rPr>
+        <w:t xml:space="preserve"> ist ein DC/DC-Wandler mit galvanischer Trennung. Er versorgt das Sensorsystem mit stabilisierten 12 V, verhindert Masseschleifen und elektromagnetische Störungen. Der Eingangsspannungsbereich beträgt 8–17 V bei einem Wirkungsgrad von 87 % </w:t>
       </w:r>
       <w:r>
         <w:rPr>
@@ -11003,10 +11004,16 @@
     <w:p>
       <w:pPr>
         <w:pStyle w:val="berschrift3"/>
+        <w:rPr>
+          <w:lang w:val="en-GB"/>
+        </w:rPr>
       </w:pPr>
       <w:bookmarkStart w:id="58" w:name="_Toc224200986"/>
       <w:bookmarkStart w:id="59" w:name="_Toc225102248"/>
       <w:r>
+        <w:rPr>
+          <w:lang w:val="en-GB"/>
+        </w:rPr>
         <w:t>2.4.7 Victron Cerbo GX und GX Touch 50</w:t>
       </w:r>
       <w:bookmarkEnd w:id="58"/>
@@ -11154,7 +11161,19 @@
         <w:rPr>
           <w:rFonts w:cs="Arial"/>
         </w:rPr>
-        <w:t>Hochstromverbindungen zwischen Batterie und MultiPlus werden mit 6 mm² Kabel ausgeführt. Die 230 V-Verkabelung erfolgt mit dreiadrigem 1,5 mm² Kabel. Sicherungen (30 A) und Ringkabelschuhe M8 sichern die Verschraubungen an Batterie und Victron-Geräten.</w:t>
+        <w:t xml:space="preserve">Hochstromverbindungen zwischen Batterie und MultiPlus werden mit </w:t>
+      </w:r>
+      <w:r>
+        <w:rPr>
+          <w:rFonts w:cs="Arial"/>
+        </w:rPr>
+        <w:t>1</w:t>
+      </w:r>
+      <w:r>
+        <w:rPr>
+          <w:rFonts w:cs="Arial"/>
+        </w:rPr>
+        <w:t>6 mm² Kabel ausgeführt. Die 230 V-Verkabelung erfolgt mit dreiadrigem 1,5 mm² Kabel. Sicherungen (30 A) und Ringkabelschuhe M8 sichern die Verschraubungen an Batterie und Victron-Geräten.</w:t>
       </w:r>
     </w:p>
     <w:p>
@@ -23483,6 +23502,7 @@
   <w:style w:type="character" w:default="1" w:styleId="Absatz-Standardschriftart">
     <w:name w:val="Default Paragraph Font"/>
     <w:uiPriority w:val="1"/>
+    <w:semiHidden/>
     <w:unhideWhenUsed/>
   </w:style>
   <w:style w:type="table" w:default="1" w:styleId="NormaleTabelle">
